--- a/backend/temp/edit_document.docx
+++ b/backend/temp/edit_document.docx
@@ -10,61 +10,6 @@
           <w:bCs/>
         </w:rPr>
       </w:pPr>
-      <w:proofErr w:type="spellStart"/>
-      <w:r>
-        <w:rPr>
-          <w:b/>
-          <w:bCs/>
-        </w:rPr>
-        <w:t>Phụ</w:t>
-      </w:r>
-      <w:proofErr w:type="spellEnd"/>
-      <w:r>
-        <w:rPr>
-          <w:b/>
-          <w:bCs/>
-        </w:rPr>
-        <w:t xml:space="preserve"> </w:t>
-      </w:r>
-      <w:proofErr w:type="spellStart"/>
-      <w:r>
-        <w:rPr>
-          <w:b/>
-          <w:bCs/>
-        </w:rPr>
-        <w:t>lục</w:t>
-      </w:r>
-      <w:proofErr w:type="spellEnd"/>
-      <w:r>
-        <w:rPr>
-          <w:b/>
-          <w:bCs/>
-        </w:rPr>
-        <w:t xml:space="preserve"> </w:t>
-      </w:r>
-      <w:r>
-        <w:rPr>
-          <w:b/>
-          <w:bCs/>
-        </w:rPr>
-        <w:t>IV</w:t>
-      </w:r>
-    </w:p>
-    <w:p>
-      <w:pPr>
-        <w:jc w:val="center"/>
-        <w:rPr>
-          <w:b/>
-          <w:bCs/>
-        </w:rPr>
-      </w:pPr>
-      <w:r>
-        <w:rPr>
-          <w:b/>
-          <w:szCs w:val="28"/>
-        </w:rPr>
-        <w:t xml:space="preserve">KHUNG </w:t>
-      </w:r>
       <w:r>
         <w:rPr>
           <w:b/>
@@ -79,209 +24,6 @@
           <w:lang w:val="vi-VN"/>
         </w:rPr>
         <w:t xml:space="preserve"> HOẠCH BÀI DẠY</w:t>
-      </w:r>
-    </w:p>
-    <w:p>
-      <w:pPr>
-        <w:jc w:val="center"/>
-        <w:rPr>
-          <w:bCs/>
-          <w:spacing w:val="-14"/>
-        </w:rPr>
-      </w:pPr>
-      <w:r>
-        <w:rPr>
-          <w:bCs/>
-          <w:spacing w:val="-14"/>
-        </w:rPr>
-        <w:t>(</w:t>
-      </w:r>
-      <w:proofErr w:type="spellStart"/>
-      <w:r>
-        <w:rPr>
-          <w:bCs/>
-          <w:i/>
-          <w:spacing w:val="-14"/>
-        </w:rPr>
-        <w:t>Kèm</w:t>
-      </w:r>
-      <w:proofErr w:type="spellEnd"/>
-      <w:r>
-        <w:rPr>
-          <w:bCs/>
-          <w:i/>
-          <w:spacing w:val="-14"/>
-        </w:rPr>
-        <w:t xml:space="preserve"> </w:t>
-      </w:r>
-      <w:proofErr w:type="spellStart"/>
-      <w:r>
-        <w:rPr>
-          <w:bCs/>
-          <w:i/>
-          <w:spacing w:val="-14"/>
-        </w:rPr>
-        <w:t>theo</w:t>
-      </w:r>
-      <w:proofErr w:type="spellEnd"/>
-      <w:r>
-        <w:rPr>
-          <w:bCs/>
-          <w:i/>
-          <w:spacing w:val="-14"/>
-        </w:rPr>
-        <w:t xml:space="preserve"> Công </w:t>
-      </w:r>
-      <w:proofErr w:type="spellStart"/>
-      <w:r>
-        <w:rPr>
-          <w:bCs/>
-          <w:i/>
-          <w:spacing w:val="-14"/>
-        </w:rPr>
-        <w:t>văn</w:t>
-      </w:r>
-      <w:proofErr w:type="spellEnd"/>
-      <w:r>
-        <w:rPr>
-          <w:bCs/>
-          <w:i/>
-          <w:spacing w:val="-14"/>
-        </w:rPr>
-        <w:t xml:space="preserve"> </w:t>
-      </w:r>
-      <w:proofErr w:type="spellStart"/>
-      <w:r>
-        <w:rPr>
-          <w:bCs/>
-          <w:i/>
-          <w:spacing w:val="-14"/>
-        </w:rPr>
-        <w:t>số</w:t>
-      </w:r>
-      <w:proofErr w:type="spellEnd"/>
-      <w:r>
-        <w:rPr>
-          <w:bCs/>
-          <w:i/>
-          <w:spacing w:val="-14"/>
-        </w:rPr>
-        <w:t xml:space="preserve"> 5512/BGDĐT-</w:t>
-      </w:r>
-      <w:proofErr w:type="spellStart"/>
-      <w:r>
-        <w:rPr>
-          <w:bCs/>
-          <w:i/>
-          <w:spacing w:val="-14"/>
-        </w:rPr>
-        <w:t>GDTrH</w:t>
-      </w:r>
-      <w:proofErr w:type="spellEnd"/>
-      <w:r>
-        <w:rPr>
-          <w:bCs/>
-          <w:i/>
-          <w:spacing w:val="-14"/>
-        </w:rPr>
-        <w:t xml:space="preserve"> </w:t>
-      </w:r>
-      <w:proofErr w:type="spellStart"/>
-      <w:r>
-        <w:rPr>
-          <w:bCs/>
-          <w:i/>
-          <w:spacing w:val="-14"/>
-        </w:rPr>
-        <w:t>ngày</w:t>
-      </w:r>
-      <w:proofErr w:type="spellEnd"/>
-      <w:r>
-        <w:rPr>
-          <w:bCs/>
-          <w:i/>
-          <w:spacing w:val="-14"/>
-        </w:rPr>
-        <w:t xml:space="preserve"> 18 </w:t>
-      </w:r>
-      <w:proofErr w:type="spellStart"/>
-      <w:r>
-        <w:rPr>
-          <w:bCs/>
-          <w:i/>
-          <w:spacing w:val="-14"/>
-        </w:rPr>
-        <w:t>tháng</w:t>
-      </w:r>
-      <w:proofErr w:type="spellEnd"/>
-      <w:r>
-        <w:rPr>
-          <w:bCs/>
-          <w:i/>
-          <w:spacing w:val="-14"/>
-        </w:rPr>
-        <w:t xml:space="preserve"> 12 </w:t>
-      </w:r>
-      <w:proofErr w:type="spellStart"/>
-      <w:r>
-        <w:rPr>
-          <w:bCs/>
-          <w:i/>
-          <w:spacing w:val="-14"/>
-        </w:rPr>
-        <w:t>năm</w:t>
-      </w:r>
-      <w:proofErr w:type="spellEnd"/>
-      <w:r>
-        <w:rPr>
-          <w:bCs/>
-          <w:i/>
-          <w:spacing w:val="-14"/>
-        </w:rPr>
-        <w:t xml:space="preserve"> 2020 </w:t>
-      </w:r>
-      <w:proofErr w:type="spellStart"/>
-      <w:r>
-        <w:rPr>
-          <w:bCs/>
-          <w:i/>
-          <w:spacing w:val="-14"/>
-        </w:rPr>
-        <w:t>của</w:t>
-      </w:r>
-      <w:proofErr w:type="spellEnd"/>
-      <w:r>
-        <w:rPr>
-          <w:bCs/>
-          <w:i/>
-          <w:spacing w:val="-14"/>
-        </w:rPr>
-        <w:t xml:space="preserve"> </w:t>
-      </w:r>
-      <w:proofErr w:type="spellStart"/>
-      <w:r>
-        <w:rPr>
-          <w:bCs/>
-          <w:i/>
-          <w:spacing w:val="-14"/>
-        </w:rPr>
-        <w:t>Bộ</w:t>
-      </w:r>
-      <w:proofErr w:type="spellEnd"/>
-      <w:r>
-        <w:rPr>
-          <w:bCs/>
-          <w:i/>
-          <w:spacing w:val="-14"/>
-        </w:rPr>
-        <w:t xml:space="preserve"> GDĐT</w:t>
-      </w:r>
-      <w:r>
-        <w:rPr>
-          <w:bCs/>
-          <w:spacing w:val="-14"/>
-        </w:rPr>
-        <w:t>)</w:t>
       </w:r>
     </w:p>
     <w:tbl>
@@ -330,7 +72,7 @@
               <w:rPr>
                 <w:b/>
               </w:rPr>
-              <w:t>Tổ: Khoa học xã hội</w:t>
+              <w:t>Tổ: Khoa học tự nhiên</w:t>
             </w:r>
           </w:p>
         </w:tc>
@@ -347,6 +89,9 @@
               </w:rPr>
             </w:pPr>
             <w:r>
+              <w:rPr>
+                <w:lang w:val="vi-VN"/>
+              </w:rPr>
               <w:t>Họ và tên giáo viên:</w:t>
             </w:r>
           </w:p>
@@ -356,7 +101,7 @@
               <w:jc w:val="center"/>
             </w:pPr>
             <w:r>
-              <w:t>Phạm Ngọc Cảnh</w:t>
+              <w:t>Phạm Huy Cảnh</w:t>
             </w:r>
           </w:p>
         </w:tc>
@@ -389,7 +134,7 @@
         <w:jc w:val="center"/>
       </w:pPr>
       <w:r>
-        <w:t>Môn học/Hoạt động giáo dục: Toán; Lớp: Lớp 6</w:t>
+        <w:t>Môn học/Hoạt động giáo dục: Toán học; Lớp: 6</w:t>
       </w:r>
     </w:p>
     <w:p>
@@ -397,7 +142,7 @@
         <w:jc w:val="center"/>
       </w:pPr>
       <w:r>
-        <w:t>Thời gian thực hiện: 45 phút</w:t>
+        <w:t>Thời gian thực hiện: 1 tiết</w:t>
       </w:r>
     </w:p>
     <w:p>
@@ -412,8 +157,17 @@
       <w:r>
         <w:rPr>
           <w:b/>
-        </w:rPr>
-        <w:t>I. Mục tiêu</w:t>
+          <w:bCs/>
+          <w:lang w:val="vi-VN"/>
+        </w:rPr>
+        <w:t xml:space="preserve">I. Mục </w:t>
+      </w:r>
+      <w:r>
+        <w:rPr>
+          <w:b/>
+          <w:bCs/>
+        </w:rPr>
+        <w:t>tiêu</w:t>
       </w:r>
     </w:p>
     <w:p>
@@ -427,7 +181,16 @@
         </w:rPr>
       </w:pPr>
       <w:r>
-        <w:t>1. Kiến thức: Học sinh nắm vững khái niệm tập hợp, biết cách liệt kê các phần tử của tập hợp và sử dụng ký hiệu "∈", "∉".</w:t>
+        <w:t xml:space="preserve">1. Kiến thức: +</w:t>
+        <w:br/>
+        <w:t xml:space="preserve">- Hiểu được khái niệm tập hợp, phần tử của tập hợp. +</w:t>
+        <w:br/>
+        <w:t xml:space="preserve">- Biết cách viết và biểu diễn một tập hợp. +</w:t>
+        <w:br/>
+        <w:t>- Hiểu cách xác định một phần tử thuộc hoặc không thuộc một tập j</w:t>
       </w:r>
     </w:p>
     <w:p>
@@ -439,7 +202,13 @@
         </w:rPr>
       </w:pPr>
       <w:r>
-        <w:t>2. Năng lực: Học sinh phát triển năng lực tư duy logic, khả năng phân tích và tổng hợp thông tin, kỹ năng làm việc nhóm và giao tiếp.</w:t>
+        <w:t xml:space="preserve">2. Năng lực: </w:t>
+        <w:br/>
+        <w:t xml:space="preserve">- Năng lực tư duy và lập luận toán học: Phân biệt và xác định chính xác các phần tử của một tập hợp. </w:t>
+        <w:br/>
+        <w:t xml:space="preserve">- Năng lực giải quyết vấn đề: Biết cách ứng dụng khái niệm tập hợp vào các bài toán thực tế. </w:t>
+        <w:br/>
+        <w:t>- Năng lực giao tiếp: Trình bày một cách rõ ràng, mạch lạc cách biểu diễn một tập hợp.</w:t>
       </w:r>
     </w:p>
     <w:p>
@@ -451,7 +220,13 @@
         </w:rPr>
       </w:pPr>
       <w:r>
-        <w:t>3. Phẩm chất: Học sinh có ý thức tự giác trong học tập, kiên trì và cẩn thận khi làm bài tập.</w:t>
+        <w:t xml:space="preserve">3. Phẩm chất:+</w:t>
+        <w:br/>
+        <w:t xml:space="preserve">- Tự tin trong việc trình bày và giải thích các khái niệm toán học.+</w:t>
+        <w:br/>
+        <w:t>- Trung thực trong việc ghi nhận và kiểm tra các phần tử của tập hợp.</w:t>
       </w:r>
     </w:p>
     <w:p>
@@ -469,6 +244,9 @@
       <w:r>
         <w:rPr>
           <w:b/>
+          <w:bCs/>
+          <w:szCs w:val="28"/>
+          <w:lang w:val="vi-VN"/>
         </w:rPr>
         <w:t>II. Thiết bị dạy học và học liệu</w:t>
       </w:r>
@@ -484,7 +262,13 @@
         </w:rPr>
       </w:pPr>
       <w:r>
-        <w:t>- Bảng trắng, bút viết, sách giáo khoa Toán lớp 6, bảng phụ, phiếu bài tập.</w:t>
+        <w:t xml:space="preserve">- Sách giáo khoa Toán 6. </w:t>
+        <w:br/>
+        <w:t xml:space="preserve">- Bảng phụ ghi các ví dụ minh họa. </w:t>
+        <w:br/>
+        <w:t xml:space="preserve">- Bút dạ, bảng trắng. </w:t>
+        <w:br/>
+        <w:t>- Phiếu học tập cho các hoạt động nhóm.</w:t>
       </w:r>
     </w:p>
     <w:p>
@@ -502,6 +286,9 @@
       <w:r>
         <w:rPr>
           <w:b/>
+          <w:bCs/>
+          <w:szCs w:val="28"/>
+          <w:lang w:val="vi-VN"/>
         </w:rPr>
         <w:t>III. Tiến trình dạy học</w:t>
       </w:r>
@@ -520,44 +307,56 @@
       <w:r>
         <w:rPr>
           <w:b/>
-        </w:rPr>
-        <w:t>1. Hoạt động 1: Xác định vấn đề/nhiệm vụ học tập/Mở đầu</w:t>
-        <w:br/>
-        <w:br/>
-        <w:t>- Mục tiêu: Khơi gợi sự tò mò, hứng thú của học sinh về khái niệm tập hợp thông qua việc kết nối với các hiện tượng và sự vật quen thuộc trong cuộc sống hàng ngày.</w:t>
-        <w:br/>
-        <w:br/>
-        <w:t>- Nội dung: Giáo viên sử dụng phương pháp thảo luận nhóm để học sinh tự tìm ra ví dụ về tập hợp. Giáo viên chia lớp thành các nhóm nhỏ và yêu cầu mỗi nhóm tìm và liệt kê các tập hợp quen thuộc theo bảng sau:</w:t>
-        <w:br/>
-        <w:br/>
-        <w:t xml:space="preserve">  | Nhóm học sinh | Tập hợp trong lớp học     | Tập hợp ngoài đời sống                     |</w:t>
-        <w:br/>
-        <w:t xml:space="preserve">  |---------------|---------------------------|--------------------------------------------|</w:t>
-        <w:br/>
-        <w:t xml:space="preserve">  | Nhóm 1        | Sách, bút, thước kẻ       | Các con số trên đồng hồ                   |</w:t>
-        <w:br/>
-        <w:t xml:space="preserve">  | Nhóm 2        |                           | Học sinh có cùng màu áo                   |</w:t>
-        <w:br/>
-        <w:t xml:space="preserve">  | Nhóm 3        |                           | Các món ăn trong bữa trưa                 |</w:t>
-        <w:br/>
-        <w:br/>
-        <w:t>- Sản phẩm: Học sinh nêu được một số ví dụ về tập hợp trong đời sống hàng ngày, chẳng hạn như tập hợp các loại trái cây trong một cửa hàng, hoặc tập hợp các phương tiện giao thông trên đường phố.</w:t>
-        <w:br/>
-        <w:br/>
-        <w:t>- Tổ chức:</w:t>
-        <w:br/>
-        <w:br/>
-        <w:t xml:space="preserve">  | Hoạt động     | Mô tả                                                                                  |</w:t>
-        <w:br/>
-        <w:t xml:space="preserve">  |---------------|----------------------------------------------------------------------------------------|</w:t>
-        <w:br/>
-        <w:t xml:space="preserve">  | Đặt câu hỏi   | Giáo viên đặt câu hỏi mở để học sinh thảo luận và trả lời                              |</w:t>
-        <w:br/>
-        <w:t xml:space="preserve">  | Ví dụ câu hỏi | "Các em hãy cho biết những đồ vật nào trong lớp học có thể tạo thành một tập hợp?"     |</w:t>
-        <w:br/>
-        <w:t xml:space="preserve">  |               | "Em có thể nghĩ ra những tập hợp nào khác trong cuộc sống hàng ngày?"                 |</w:t>
-        <w:br/>
-        <w:t xml:space="preserve">  | Khuyến khích  | Giáo viên khuyến khích học sinh chia sẻ ý kiến và đưa ra nhận xét để làm rõ khái niệm tập hợp |</w:t>
+          <w:bCs/>
+          <w:szCs w:val="28"/>
+          <w:lang w:val="vi-VN"/>
+        </w:rPr>
+        <w:t>1. Hoạt động 1:</w:t>
+      </w:r>
+      <w:r>
+        <w:rPr>
+          <w:b/>
+          <w:bCs/>
+          <w:szCs w:val="28"/>
+          <w:lang w:val="vi-VN"/>
+        </w:rPr>
+        <w:t xml:space="preserve"> Xác định vấn đề/nhiệm vụ học tập</w:t>
+      </w:r>
+      <w:r>
+        <w:rPr>
+          <w:b/>
+          <w:bCs/>
+          <w:szCs w:val="28"/>
+          <w:lang w:val="vi-VN"/>
+        </w:rPr>
+        <w:t xml:space="preserve">/Mở đầu </w:t>
+      </w:r>
+      <w:r>
+        <w:rPr>
+          <w:i/>
+          <w:iCs/>
+          <w:szCs w:val="28"/>
+          <w:lang w:val="vi-VN"/>
+        </w:rPr>
+        <w:t>(Ghi rõ tên thể hiện</w:t>
+      </w:r>
+      <w:r>
+        <w:rPr>
+          <w:i/>
+          <w:iCs/>
+          <w:szCs w:val="28"/>
+          <w:lang w:val="vi-VN"/>
+        </w:rPr>
+        <w:t xml:space="preserve"> kết quả </w:t>
+      </w:r>
+      <w:r>
+        <w:rPr>
+          <w:i/>
+          <w:iCs/>
+          <w:szCs w:val="28"/>
+          <w:lang w:val="vi-VN"/>
+        </w:rPr>
+        <w:t>hoạt động)</w:t>
       </w:r>
     </w:p>
     <w:p>
@@ -569,7 +368,7 @@
         </w:rPr>
       </w:pPr>
       <w:r>
-        <w:t>- Mục tiêu: Khơi gợi sự tò mò, hứng thú của học sinh về khái niệm tập hợp.</w:t>
+        <w:t>Mục tiêu: Học sinh nắm được khái niệm cơ bản về tập hợp và phần tử của tập hợp.</w:t>
       </w:r>
     </w:p>
     <w:p>
@@ -584,7 +383,11 @@
         </w:rPr>
       </w:pPr>
       <w:r>
-        <w:t>- Nội dung: Giáo viên đưa ra một số ví dụ thực tế về tập hợp, chẳng hạn như tập hợp các đồ vật trong lớp học, tập hợp các con số trên một đồng hồ.</w:t>
+        <w:t xml:space="preserve">Nội dung: </w:t>
+        <w:br/>
+        <w:t xml:space="preserve">- Giáo viên giới thiệu khái niệm tập hợp thông qua các ví dụ thực tế, chẳng hạn như tập hợp các học sinh trong lớp, tập hợp các chữ cái trong từ 'Toán học'. </w:t>
+        <w:br/>
+        <w:t>- Yêu cầu học sinh cho thêm các ví dụ về tập hợp mà các em biết.</w:t>
       </w:r>
     </w:p>
     <w:p>
@@ -599,7 +402,9 @@
         </w:rPr>
       </w:pPr>
       <w:r>
-        <w:t>- Sản phẩm: Học sinh nêu được một số ví dụ về tập hợp trong đời sống hàng ngày.</w:t>
+        <w:t xml:space="preserve">Sản phẩm: </w:t>
+        <w:br/>
+        <w:t>- Học sinh có thể tự đưa ra các ví dụ về tập hợp từ thực tế của mình.</w:t>
       </w:r>
     </w:p>
     <w:p>
@@ -614,7 +419,11 @@
         </w:rPr>
       </w:pPr>
       <w:r>
-        <w:t>- Tổ chức: Giáo viên đặt câu hỏi mở để học sinh thảo luận và trả lời.</w:t>
+        <w:t xml:space="preserve">Tổ chức: </w:t>
+        <w:br/>
+        <w:t xml:space="preserve">- Giáo viên trình bày nội dung trên bảng, sau đó yêu cầu học sinh thảo luận theo nhóm để tìm thêm ví dụ về tập hợp. </w:t>
+        <w:br/>
+        <w:t>- Mỗi nhóm sẽ trình bày kết quả thảo luận trước lớp.</w:t>
       </w:r>
     </w:p>
     <w:p>
@@ -631,8 +440,80 @@
       <w:r>
         <w:rPr>
           <w:b/>
+          <w:bCs/>
+          <w:szCs w:val="28"/>
+          <w:lang w:val="vi-VN"/>
         </w:rPr>
         <w:t>2. Hoạt động 2: Hình thành kiến thức mới</w:t>
+      </w:r>
+      <w:r>
+        <w:rPr>
+          <w:b/>
+          <w:bCs/>
+          <w:szCs w:val="28"/>
+        </w:rPr>
+        <w:t>/giải quyết vấn đề/</w:t>
+      </w:r>
+      <w:r>
+        <w:rPr>
+          <w:b/>
+          <w:bCs/>
+          <w:szCs w:val="28"/>
+          <w:lang w:val="vi-VN"/>
+        </w:rPr>
+        <w:t xml:space="preserve">thực thi nhiệm </w:t>
+      </w:r>
+      <w:r>
+        <w:rPr>
+          <w:b/>
+          <w:bCs/>
+          <w:szCs w:val="28"/>
+          <w:lang w:val="vi-VN"/>
+        </w:rPr>
+        <w:t>vụ đặt ra từ Hoạt động 1</w:t>
+      </w:r>
+      <w:r>
+        <w:rPr>
+          <w:i/>
+          <w:iCs/>
+          <w:szCs w:val="28"/>
+        </w:rPr>
+        <w:t xml:space="preserve"> </w:t>
+      </w:r>
+      <w:r>
+        <w:rPr>
+          <w:i/>
+          <w:iCs/>
+          <w:szCs w:val="28"/>
+          <w:lang w:val="vi-VN"/>
+        </w:rPr>
+        <w:t xml:space="preserve">(Ghi rõ tên thể hiện </w:t>
+      </w:r>
+      <w:r>
+        <w:rPr>
+          <w:i/>
+          <w:iCs/>
+          <w:szCs w:val="28"/>
+          <w:lang w:val="vi-VN"/>
+        </w:rPr>
+        <w:t xml:space="preserve">kết quả </w:t>
+      </w:r>
+      <w:r>
+        <w:rPr>
+          <w:i/>
+          <w:iCs/>
+          <w:szCs w:val="28"/>
+          <w:lang w:val="vi-VN"/>
+        </w:rPr>
+        <w:t>hoạt động)</w:t>
+      </w:r>
+      <w:r>
+        <w:rPr>
+          <w:i/>
+          <w:iCs/>
+          <w:szCs w:val="28"/>
+        </w:rPr>
+        <w:t>.</w:t>
       </w:r>
     </w:p>
     <w:p>
@@ -647,7 +528,7 @@
         </w:rPr>
       </w:pPr>
       <w:r>
-        <w:t>- Mục tiêu: Học sinh hiểu được định nghĩa, cách ghi và ký hiệu của tập hợp.</w:t>
+        <w:t>Mục tiêu: Học sinh biết cách viết một tập hợp và xác định các phần tử của nó.</w:t>
       </w:r>
     </w:p>
     <w:p>
@@ -662,7 +543,13 @@
         </w:rPr>
       </w:pPr>
       <w:r>
-        <w:t>- Nội dung: Giới thiệu khái niệm tập hợp, cách liệt kê phần tử của tập hợp, ký hiệu "∈", "∉".</w:t>
+        <w:t xml:space="preserve">Nội dung: </w:t>
+        <w:br/>
+        <w:t xml:space="preserve">- Giáo viên hướng dẫn cách viết một tập hợp bằng cách liệt kê các phần tử hoặc bằng cách chỉ rõ tính chất đặc trưng cho các phần tử. </w:t>
+        <w:br/>
+        <w:t xml:space="preserve">- Ví dụ: Tập hợp các số tự nhiên nhỏ hơn 5 được viết là {0, 1, 2, 3, 4}. </w:t>
+        <w:br/>
+        <w:t>- Thực hành: Học sinh viết một tập hợp các con số yêu thích của mình.</w:t>
       </w:r>
     </w:p>
     <w:p>
@@ -677,7 +564,9 @@
         </w:rPr>
       </w:pPr>
       <w:r>
-        <w:t>- Sản phẩm: Học sinh có thể liệt kê phần tử của một tập hợp đơn giản và sử dụng đúng ký hiệu.</w:t>
+        <w:t xml:space="preserve">Sản phẩm: </w:t>
+        <w:br/>
+        <w:t>- Học sinh viết được các tập hợp cụ thể và xác định đúng các phần tử của tập hợp đó.</w:t>
       </w:r>
     </w:p>
     <w:p>
@@ -692,7 +581,11 @@
         </w:rPr>
       </w:pPr>
       <w:r>
-        <w:t>- Tổ chức: Giáo viên giảng bài kết hợp ví dụ minh họa, học sinh làm bài tập ngắn trên lớp.</w:t>
+        <w:t xml:space="preserve">Tổ chức: </w:t>
+        <w:br/>
+        <w:t xml:space="preserve">- Giáo viên trình bày lý thuyết, sau đó yêu cầu học sinh thực hành viết tập hợp trên bảng phụ. </w:t>
+        <w:br/>
+        <w:t>- Các nhóm học sinh sẽ trao đổi và so sánh kết quả với nhau.</w:t>
       </w:r>
     </w:p>
     <w:p>
@@ -710,6 +603,9 @@
       <w:r>
         <w:rPr>
           <w:b/>
+          <w:bCs/>
+          <w:szCs w:val="28"/>
+          <w:lang w:val="vi-VN"/>
         </w:rPr>
         <w:t>3. Hoạt động 3: Luyện tập</w:t>
       </w:r>
@@ -724,7 +620,7 @@
         </w:rPr>
       </w:pPr>
       <w:r>
-        <w:t>- Mục tiêu: Củng cố kiến thức về tập hợp thông qua làm bài tập.</w:t>
+        <w:t>Mục tiêu: Học sinh luyện tập kỹ năng xác định một phần tử thuộc hoặc không thuộc một tập hợp.</w:t>
       </w:r>
     </w:p>
     <w:p>
@@ -736,10 +632,15 @@
           <w:i/>
           <w:iCs/>
           <w:szCs w:val="28"/>
-        </w:rPr>
-      </w:pPr>
-      <w:r>
-        <w:t>- Nội dung: Làm bài tập trong sách giáo khoa và bài tập giáo viên phát.</w:t>
+          <w:lang w:val="vi-VN"/>
+        </w:rPr>
+      </w:pPr>
+      <w:r>
+        <w:t xml:space="preserve">Nội dung: </w:t>
+        <w:br/>
+        <w:t xml:space="preserve">- Giáo viên đưa ra một số tập hợp và yêu cầu học sinh xác định các phần tử thuộc hoặc không thuộc tập hợp đó. </w:t>
+        <w:br/>
+        <w:t>- Ví dụ: Xác định xem số 3 có thuộc tập hợp các số chẵn hay không.</w:t>
       </w:r>
     </w:p>
     <w:p>
@@ -754,7 +655,9 @@
         </w:rPr>
       </w:pPr>
       <w:r>
-        <w:t>- Sản phẩm: Học sinh hoàn thành các bài tập về tập hợp, thể hiện sự hiểu biết qua các bài làm đúng.</w:t>
+        <w:t xml:space="preserve">Sản phẩm: </w:t>
+        <w:br/>
+        <w:t>- Học sinh xác định chính xác phần tử thuộc hoặc không thuộc các tập hợp đã cho.</w:t>
       </w:r>
     </w:p>
     <w:p>
@@ -769,7 +672,11 @@
         </w:rPr>
       </w:pPr>
       <w:r>
-        <w:t>- Tổ chức: Học sinh làm việc cá nhân và trao đổi nhóm để giải quyết bài tập khó.</w:t>
+        <w:t xml:space="preserve">Tổ chức: </w:t>
+        <w:br/>
+        <w:t xml:space="preserve">- Giáo viên đưa ra bài tập và yêu cầu học sinh làm việc cá nhân, sau đó chia sẻ đáp án với bạn bên cạnh. </w:t>
+        <w:br/>
+        <w:t>- Giáo viên tổng kết và giải thích chung cho cả lớp.</w:t>
       </w:r>
     </w:p>
     <w:p>
@@ -787,6 +694,9 @@
       <w:r>
         <w:rPr>
           <w:b/>
+          <w:bCs/>
+          <w:szCs w:val="28"/>
+          <w:lang w:val="vi-VN"/>
         </w:rPr>
         <w:t>4. Hoạt động 4: Vận dụng</w:t>
       </w:r>
@@ -803,7 +713,7 @@
         </w:rPr>
       </w:pPr>
       <w:r>
-        <w:t>- Mục tiêu: Vận dụng kiến thức tập hợp vào giải quyết vấn đề thực tế.</w:t>
+        <w:t>Học sinh sẽ áp dụng kiến thức về tập hợp để giải quyết các bài toán thực tế.</w:t>
       </w:r>
     </w:p>
     <w:p>
@@ -818,7 +728,11 @@
         </w:rPr>
       </w:pPr>
       <w:r>
-        <w:t>- Nội dung: Đặt vấn đề yêu cầu học sinh liệt kê tập hợp các số chẵn nhỏ hơn 20, tập hợp các chữ cái trong từ "VIỆT NAM".</w:t>
+        <w:t xml:space="preserve">Nội dung: </w:t>
+        <w:br/>
+        <w:t xml:space="preserve">- Giáo viên đưa ra tình huống thực tế yêu cầu xác định, ví dụ: Tập hợp các bạn học sinh giỏi Toán trong lớp. </w:t>
+        <w:br/>
+        <w:t>- Yêu cầu học sinh lập danh sách và biểu diễn dưới dạng tập hợp.</w:t>
       </w:r>
     </w:p>
     <w:p>
@@ -834,7 +748,9 @@
         </w:rPr>
       </w:pPr>
       <w:r>
-        <w:t>- Sản phẩm: Học sinh nêu được cách liệt kê các tập hợp theo yêu cầu, sử dụng đúng ký hiệu.</w:t>
+        <w:t xml:space="preserve">Sản phẩm: </w:t>
+        <w:br/>
+        <w:t>- Học sinh biểu diễn được các tình huống thực tế dưới dạng tập hợp.</w:t>
       </w:r>
     </w:p>
     <w:p>
@@ -849,7 +765,11 @@
         </w:rPr>
       </w:pPr>
       <w:r>
-        <w:t>- Tổ chức: Học sinh làm việc nhóm, thảo luận và đưa ra câu trả lời.</w:t>
+        <w:t xml:space="preserve">Tổ chức: </w:t>
+        <w:br/>
+        <w:t xml:space="preserve">- Học sinh làm việc theo nhóm để thảo luận và đưa ra lời giải cho tình huống thực tế. </w:t>
+        <w:br/>
+        <w:t>- Mỗi nhóm sẽ trình bày kết quả của mình trước lớp và nhận xét kết quả của các nhóm khác.</w:t>
       </w:r>
     </w:p>
     <w:sectPr>
@@ -962,37 +882,7 @@
         <w:rStyle w:val="PageNumber"/>
       </w:rPr>
     </w:pPr>
-    <w:r>
-      <w:rPr>
-        <w:rStyle w:val="PageNumber"/>
-      </w:rPr>
-      <w:fldChar w:fldCharType="begin"/>
-    </w:r>
-    <w:r>
-      <w:rPr>
-        <w:rStyle w:val="PageNumber"/>
-      </w:rPr>
-      <w:instrText xml:space="preserve"> PAGE </w:instrText>
-    </w:r>
-    <w:r>
-      <w:rPr>
-        <w:rStyle w:val="PageNumber"/>
-      </w:rPr>
-      <w:fldChar w:fldCharType="separate"/>
-    </w:r>
-    <w:r>
-      <w:rPr>
-        <w:rStyle w:val="PageNumber"/>
-        <w:noProof/>
-      </w:rPr>
-      <w:t>3</w:t>
-    </w:r>
-    <w:r>
-      <w:rPr>
-        <w:rStyle w:val="PageNumber"/>
-      </w:rPr>
-      <w:fldChar w:fldCharType="end"/>
-    </w:r>
+    <w:r/>
   </w:p>
   <w:p>
     <w:pPr>
